--- a/tillsyn/A 14614-2026 tillsynsbegäran.docx
+++ b/tillsyn/A 14614-2026 tillsynsbegäran.docx
@@ -723,7 +723,7 @@
     <w:r>
       <w:tab/>
       <w:tab/>
-      <w:t>2026-09-14</w:t>
+      <w:t>2026-09-15</w:t>
       <w:br/>
       <w:br/>
     </w:r>

--- a/tillsyn/A 14614-2026 tillsynsbegäran.docx
+++ b/tillsyn/A 14614-2026 tillsynsbegäran.docx
@@ -723,7 +723,7 @@
     <w:r>
       <w:tab/>
       <w:tab/>
-      <w:t>2026-09-15</w:t>
+      <w:t>2026-09-16</w:t>
       <w:br/>
       <w:br/>
     </w:r>

--- a/tillsyn/A 14614-2026 tillsynsbegäran.docx
+++ b/tillsyn/A 14614-2026 tillsynsbegäran.docx
@@ -723,7 +723,7 @@
     <w:r>
       <w:tab/>
       <w:tab/>
-      <w:t>2026-09-16</w:t>
+      <w:t>2026-09-17</w:t>
       <w:br/>
       <w:br/>
     </w:r>

--- a/tillsyn/A 14614-2026 tillsynsbegäran.docx
+++ b/tillsyn/A 14614-2026 tillsynsbegäran.docx
@@ -723,7 +723,7 @@
     <w:r>
       <w:tab/>
       <w:tab/>
-      <w:t>2026-09-17</w:t>
+      <w:t>2026-09-18</w:t>
       <w:br/>
       <w:br/>
     </w:r>

--- a/tillsyn/A 14614-2026 tillsynsbegäran.docx
+++ b/tillsyn/A 14614-2026 tillsynsbegäran.docx
@@ -723,7 +723,7 @@
     <w:r>
       <w:tab/>
       <w:tab/>
-      <w:t>2026-09-18</w:t>
+      <w:t>2026-09-19</w:t>
       <w:br/>
       <w:br/>
     </w:r>

--- a/tillsyn/A 14614-2026 tillsynsbegäran.docx
+++ b/tillsyn/A 14614-2026 tillsynsbegäran.docx
@@ -723,7 +723,7 @@
     <w:r>
       <w:tab/>
       <w:tab/>
-      <w:t>2026-09-19</w:t>
+      <w:t>2026-09-21</w:t>
       <w:br/>
       <w:br/>
     </w:r>

--- a/tillsyn/A 14614-2026 tillsynsbegäran.docx
+++ b/tillsyn/A 14614-2026 tillsynsbegäran.docx
@@ -723,7 +723,7 @@
     <w:r>
       <w:tab/>
       <w:tab/>
-      <w:t>2026-09-21</w:t>
+      <w:t>2026-09-23</w:t>
       <w:br/>
       <w:br/>
     </w:r>

--- a/tillsyn/A 14614-2026 tillsynsbegäran.docx
+++ b/tillsyn/A 14614-2026 tillsynsbegäran.docx
@@ -723,7 +723,7 @@
     <w:r>
       <w:tab/>
       <w:tab/>
-      <w:t>2026-09-23</w:t>
+      <w:t>2026-09-24</w:t>
       <w:br/>
       <w:br/>
     </w:r>

--- a/tillsyn/A 14614-2026 tillsynsbegäran.docx
+++ b/tillsyn/A 14614-2026 tillsynsbegäran.docx
@@ -723,7 +723,7 @@
     <w:r>
       <w:tab/>
       <w:tab/>
-      <w:t>2026-09-24</w:t>
+      <w:t>2026-09-25</w:t>
       <w:br/>
       <w:br/>
     </w:r>

--- a/tillsyn/A 14614-2026 tillsynsbegäran.docx
+++ b/tillsyn/A 14614-2026 tillsynsbegäran.docx
@@ -723,7 +723,7 @@
     <w:r>
       <w:tab/>
       <w:tab/>
-      <w:t>2026-09-25</w:t>
+      <w:t>2026-09-26</w:t>
       <w:br/>
       <w:br/>
     </w:r>

--- a/tillsyn/A 14614-2026 tillsynsbegäran.docx
+++ b/tillsyn/A 14614-2026 tillsynsbegäran.docx
@@ -723,7 +723,7 @@
     <w:r>
       <w:tab/>
       <w:tab/>
-      <w:t>2026-09-26</w:t>
+      <w:t>2026-09-27</w:t>
       <w:br/>
       <w:br/>
     </w:r>

--- a/tillsyn/A 14614-2026 tillsynsbegäran.docx
+++ b/tillsyn/A 14614-2026 tillsynsbegäran.docx
@@ -723,7 +723,7 @@
     <w:r>
       <w:tab/>
       <w:tab/>
-      <w:t>2026-09-27</w:t>
+      <w:t>2026-09-28</w:t>
       <w:br/>
       <w:br/>
     </w:r>

--- a/tillsyn/A 14614-2026 tillsynsbegäran.docx
+++ b/tillsyn/A 14614-2026 tillsynsbegäran.docx
@@ -723,7 +723,7 @@
     <w:r>
       <w:tab/>
       <w:tab/>
-      <w:t>2026-09-28</w:t>
+      <w:t>2026-09-29</w:t>
       <w:br/>
       <w:br/>
     </w:r>

--- a/tillsyn/A 14614-2026 tillsynsbegäran.docx
+++ b/tillsyn/A 14614-2026 tillsynsbegäran.docx
@@ -723,7 +723,7 @@
     <w:r>
       <w:tab/>
       <w:tab/>
-      <w:t>2026-09-29</w:t>
+      <w:t>2026-09-30</w:t>
       <w:br/>
       <w:br/>
     </w:r>

--- a/tillsyn/A 14614-2026 tillsynsbegäran.docx
+++ b/tillsyn/A 14614-2026 tillsynsbegäran.docx
@@ -723,7 +723,7 @@
     <w:r>
       <w:tab/>
       <w:tab/>
-      <w:t>2026-09-30</w:t>
+      <w:t>2026-10-01</w:t>
       <w:br/>
       <w:br/>
     </w:r>

--- a/tillsyn/A 14614-2026 tillsynsbegäran.docx
+++ b/tillsyn/A 14614-2026 tillsynsbegäran.docx
@@ -723,7 +723,7 @@
     <w:r>
       <w:tab/>
       <w:tab/>
-      <w:t>2026-10-01</w:t>
+      <w:t>2026-10-02</w:t>
       <w:br/>
       <w:br/>
     </w:r>

--- a/tillsyn/A 14614-2026 tillsynsbegäran.docx
+++ b/tillsyn/A 14614-2026 tillsynsbegäran.docx
@@ -60,12 +60,12 @@
         <w:spacing w:after="240"/>
       </w:pPr>
       <w:r>
-        <w:t>Figur 1. Fyndplatser för naturvårdsarter i avverkningsanmälan. Markörer utan svart kant är placerade på fyndplatsen. Markörer med svart kant är placerade vid sidan av fyndplatsen och har ett svart streck som visar fyndplatsens exakta position. Kartans mittpunktskoordinat är N 6584000, E 514114 i SWEREF 99 TM.</w:t>
+        <w:t>Figur 1. Fyndplatser för naturvårdsarter i och inom 22 meter från avverkningsanmälan. Markörer utan svart kant är placerade på fyndplatsen. Markörer med svart kant är placerade vid sidan av fyndplatsen och har ett svart streck som visar fyndplatsens exakta position. Kartans mittpunktskoordinat är N 6584000, E 514114 i SWEREF 99 TM.</w:t>
       </w:r>
     </w:p>
     <w:p>
       <w:r>
-        <w:t>I avverkningsanmälan finns fynd av 15 naturvårdsarter, varav 4 är rödlistade, 11 är fridlysta, 3 är typiska (T) och 3 är signalarter (S): brunlångöra (NT, §4a), järnsparv (NT, §4), nordfladdermus (NT, §4a), tallticka (NT, T), björksplintborre (S), gullgröppa (S), vågbandad barkbock (S), spillkråka (T, §4), tofsmes (T, §4), dvärgpipistrell (§4a), gråskimlig fladdermus (§4a), gröngöling (§4), större brunfladdermus (§4a), trollpipistrell (§4a) och vattenfladdermus (§4a). Se Figur 1.</w:t>
+        <w:t>I och inom 22 meter från avverkningsanmälan finns fynd av 18 naturvårdsarter, varav 7 är rödlistade, 14 är fridlysta, 3 är typiska (T) och 3 är signalarter (S): björktrast (NT, §4), brunlångöra (NT, §4a), grönsångare (NT, §4), gulsparv (NT, §4), järnsparv (NT, §4), nordfladdermus (NT, §4a), tallticka (NT, T), björksplintborre (S), gullgröppa (S), vågbandad barkbock (S), spillkråka (T, §4), tofsmes (T, §4), dvärgpipistrell (§4a), gråskimlig fladdermus (§4a), gröngöling (§4), större brunfladdermus (§4a), trollpipistrell (§4a) och vattenfladdermus (§4a). Se Figur 1.</w:t>
       </w:r>
     </w:p>
     <w:p>
@@ -126,6 +126,17 @@
       </w:r>
       <w:r>
         <w:t xml:space="preserve"> (SLU Artdatabanken, 2024).</w:t>
+      </w:r>
+    </w:p>
+    <w:p>
+      <w:r>
+        <w:rPr>
+          <w:b/>
+        </w:rPr>
+        <w:t>Grönsångare (NT, §4)</w:t>
+      </w:r>
+      <w:r>
+        <w:t xml:space="preserve"> är rödlistad som nära hotad (NT) och fridlyst enligt 4§ artskyddsförordningen. Den har minskat med 17 (6–24) % under de senaste 10 åren och minskningstakten för den svenska populationen bedöms vara nära gränsvärdet för Sårbar (VU). (A2b). Arten häckar i högstammig skog, främst lövskog men även i granskog, i regel utan kraftigare undervegetation. Den förekommer i södra och mellersta Sverige samt i Norrlands kustland norrut till Norrbotten. Förekommer dessutom sällsynt i Norrlands inland (SLU Artdatabanken, 2024). Orsaken till grönsångarens nedgång och är oklar varvid det är viktigt att försiktighetsprincipen enligt 2 kap. 3 § miljöbalken tillämpas för att bevara artens livsmiljöer och vända den negativa trenden.</w:t>
       </w:r>
     </w:p>
     <w:p>
@@ -723,7 +734,7 @@
     <w:r>
       <w:tab/>
       <w:tab/>
-      <w:t>2026-10-02</w:t>
+      <w:t>2026-10-03</w:t>
       <w:br/>
       <w:br/>
     </w:r>

--- a/tillsyn/A 14614-2026 tillsynsbegäran.docx
+++ b/tillsyn/A 14614-2026 tillsynsbegäran.docx
@@ -734,7 +734,7 @@
     <w:r>
       <w:tab/>
       <w:tab/>
-      <w:t>2026-10-03</w:t>
+      <w:t>2026-10-04</w:t>
       <w:br/>
       <w:br/>
     </w:r>

--- a/tillsyn/A 14614-2026 tillsynsbegäran.docx
+++ b/tillsyn/A 14614-2026 tillsynsbegäran.docx
@@ -734,7 +734,7 @@
     <w:r>
       <w:tab/>
       <w:tab/>
-      <w:t>2026-10-04</w:t>
+      <w:t>2026-10-05</w:t>
       <w:br/>
       <w:br/>
     </w:r>

--- a/tillsyn/A 14614-2026 tillsynsbegäran.docx
+++ b/tillsyn/A 14614-2026 tillsynsbegäran.docx
@@ -734,7 +734,7 @@
     <w:r>
       <w:tab/>
       <w:tab/>
-      <w:t>2026-10-05</w:t>
+      <w:t>2026-10-06</w:t>
       <w:br/>
       <w:br/>
     </w:r>

--- a/tillsyn/A 14614-2026 tillsynsbegäran.docx
+++ b/tillsyn/A 14614-2026 tillsynsbegäran.docx
@@ -734,7 +734,7 @@
     <w:r>
       <w:tab/>
       <w:tab/>
-      <w:t>2026-10-06</w:t>
+      <w:t>2026-10-07</w:t>
       <w:br/>
       <w:br/>
     </w:r>

--- a/tillsyn/A 14614-2026 tillsynsbegäran.docx
+++ b/tillsyn/A 14614-2026 tillsynsbegäran.docx
@@ -734,7 +734,7 @@
     <w:r>
       <w:tab/>
       <w:tab/>
-      <w:t>2026-10-07</w:t>
+      <w:t>2026-10-08</w:t>
       <w:br/>
       <w:br/>
     </w:r>

--- a/tillsyn/A 14614-2026 tillsynsbegäran.docx
+++ b/tillsyn/A 14614-2026 tillsynsbegäran.docx
@@ -734,7 +734,7 @@
     <w:r>
       <w:tab/>
       <w:tab/>
-      <w:t>2026-10-08</w:t>
+      <w:t>2026-10-09</w:t>
       <w:br/>
       <w:br/>
     </w:r>

--- a/tillsyn/A 14614-2026 tillsynsbegäran.docx
+++ b/tillsyn/A 14614-2026 tillsynsbegäran.docx
@@ -734,7 +734,7 @@
     <w:r>
       <w:tab/>
       <w:tab/>
-      <w:t>2026-10-09</w:t>
+      <w:t>2026-10-10</w:t>
       <w:br/>
       <w:br/>
     </w:r>

--- a/tillsyn/A 14614-2026 tillsynsbegäran.docx
+++ b/tillsyn/A 14614-2026 tillsynsbegäran.docx
@@ -734,7 +734,7 @@
     <w:r>
       <w:tab/>
       <w:tab/>
-      <w:t>2026-10-10</w:t>
+      <w:t>2026-10-11</w:t>
       <w:br/>
       <w:br/>
     </w:r>

--- a/tillsyn/A 14614-2026 tillsynsbegäran.docx
+++ b/tillsyn/A 14614-2026 tillsynsbegäran.docx
@@ -734,7 +734,7 @@
     <w:r>
       <w:tab/>
       <w:tab/>
-      <w:t>2026-10-11</w:t>
+      <w:t>2026-10-12</w:t>
       <w:br/>
       <w:br/>
     </w:r>

--- a/tillsyn/A 14614-2026 tillsynsbegäran.docx
+++ b/tillsyn/A 14614-2026 tillsynsbegäran.docx
@@ -734,7 +734,7 @@
     <w:r>
       <w:tab/>
       <w:tab/>
-      <w:t>2026-10-12</w:t>
+      <w:t>2026-10-13</w:t>
       <w:br/>
       <w:br/>
     </w:r>

--- a/tillsyn/A 14614-2026 tillsynsbegäran.docx
+++ b/tillsyn/A 14614-2026 tillsynsbegäran.docx
@@ -734,7 +734,7 @@
     <w:r>
       <w:tab/>
       <w:tab/>
-      <w:t>2026-10-13</w:t>
+      <w:t>2026-10-14</w:t>
       <w:br/>
       <w:br/>
     </w:r>

--- a/tillsyn/A 14614-2026 tillsynsbegäran.docx
+++ b/tillsyn/A 14614-2026 tillsynsbegäran.docx
@@ -734,7 +734,7 @@
     <w:r>
       <w:tab/>
       <w:tab/>
-      <w:t>2026-10-14</w:t>
+      <w:t>2026-10-15</w:t>
       <w:br/>
       <w:br/>
     </w:r>

--- a/tillsyn/A 14614-2026 tillsynsbegäran.docx
+++ b/tillsyn/A 14614-2026 tillsynsbegäran.docx
@@ -734,7 +734,7 @@
     <w:r>
       <w:tab/>
       <w:tab/>
-      <w:t>2026-10-15</w:t>
+      <w:t>2026-10-16</w:t>
       <w:br/>
       <w:br/>
     </w:r>

--- a/tillsyn/A 14614-2026 tillsynsbegäran.docx
+++ b/tillsyn/A 14614-2026 tillsynsbegäran.docx
@@ -734,7 +734,7 @@
     <w:r>
       <w:tab/>
       <w:tab/>
-      <w:t>2026-10-16</w:t>
+      <w:t>2026-10-17</w:t>
       <w:br/>
       <w:br/>
     </w:r>

--- a/tillsyn/A 14614-2026 tillsynsbegäran.docx
+++ b/tillsyn/A 14614-2026 tillsynsbegäran.docx
@@ -734,7 +734,7 @@
     <w:r>
       <w:tab/>
       <w:tab/>
-      <w:t>2026-10-17</w:t>
+      <w:t>2026-10-18</w:t>
       <w:br/>
       <w:br/>
     </w:r>

--- a/tillsyn/A 14614-2026 tillsynsbegäran.docx
+++ b/tillsyn/A 14614-2026 tillsynsbegäran.docx
@@ -734,7 +734,7 @@
     <w:r>
       <w:tab/>
       <w:tab/>
-      <w:t>2026-10-18</w:t>
+      <w:t>2026-10-19</w:t>
       <w:br/>
       <w:br/>
     </w:r>

--- a/tillsyn/A 14614-2026 tillsynsbegäran.docx
+++ b/tillsyn/A 14614-2026 tillsynsbegäran.docx
@@ -734,7 +734,7 @@
     <w:r>
       <w:tab/>
       <w:tab/>
-      <w:t>2026-10-19</w:t>
+      <w:t>2026-10-20</w:t>
       <w:br/>
       <w:br/>
     </w:r>

--- a/tillsyn/A 14614-2026 tillsynsbegäran.docx
+++ b/tillsyn/A 14614-2026 tillsynsbegäran.docx
@@ -734,7 +734,7 @@
     <w:r>
       <w:tab/>
       <w:tab/>
-      <w:t>2026-10-20</w:t>
+      <w:t>2026-10-21</w:t>
       <w:br/>
       <w:br/>
     </w:r>

--- a/tillsyn/A 14614-2026 tillsynsbegäran.docx
+++ b/tillsyn/A 14614-2026 tillsynsbegäran.docx
@@ -734,7 +734,7 @@
     <w:r>
       <w:tab/>
       <w:tab/>
-      <w:t>2026-10-21</w:t>
+      <w:t>2026-10-22</w:t>
       <w:br/>
       <w:br/>
     </w:r>

--- a/tillsyn/A 14614-2026 tillsynsbegäran.docx
+++ b/tillsyn/A 14614-2026 tillsynsbegäran.docx
@@ -734,7 +734,7 @@
     <w:r>
       <w:tab/>
       <w:tab/>
-      <w:t>2026-10-22</w:t>
+      <w:t>2026-10-23</w:t>
       <w:br/>
       <w:br/>
     </w:r>

--- a/tillsyn/A 14614-2026 tillsynsbegäran.docx
+++ b/tillsyn/A 14614-2026 tillsynsbegäran.docx
@@ -734,7 +734,7 @@
     <w:r>
       <w:tab/>
       <w:tab/>
-      <w:t>2026-10-23</w:t>
+      <w:t>2026-10-24</w:t>
       <w:br/>
       <w:br/>
     </w:r>

--- a/tillsyn/A 14614-2026 tillsynsbegäran.docx
+++ b/tillsyn/A 14614-2026 tillsynsbegäran.docx
@@ -734,7 +734,7 @@
     <w:r>
       <w:tab/>
       <w:tab/>
-      <w:t>2026-10-24</w:t>
+      <w:t>2026-10-25</w:t>
       <w:br/>
       <w:br/>
     </w:r>

--- a/tillsyn/A 14614-2026 tillsynsbegäran.docx
+++ b/tillsyn/A 14614-2026 tillsynsbegäran.docx
@@ -734,7 +734,7 @@
     <w:r>
       <w:tab/>
       <w:tab/>
-      <w:t>2026-10-25</w:t>
+      <w:t>2026-10-26</w:t>
       <w:br/>
       <w:br/>
     </w:r>

--- a/tillsyn/A 14614-2026 tillsynsbegäran.docx
+++ b/tillsyn/A 14614-2026 tillsynsbegäran.docx
@@ -734,7 +734,7 @@
     <w:r>
       <w:tab/>
       <w:tab/>
-      <w:t>2026-10-26</w:t>
+      <w:t>2026-10-27</w:t>
       <w:br/>
       <w:br/>
     </w:r>

--- a/tillsyn/A 14614-2026 tillsynsbegäran.docx
+++ b/tillsyn/A 14614-2026 tillsynsbegäran.docx
@@ -734,7 +734,7 @@
     <w:r>
       <w:tab/>
       <w:tab/>
-      <w:t>2026-10-27</w:t>
+      <w:t>2026-10-28</w:t>
       <w:br/>
       <w:br/>
     </w:r>

--- a/tillsyn/A 14614-2026 tillsynsbegäran.docx
+++ b/tillsyn/A 14614-2026 tillsynsbegäran.docx
@@ -734,7 +734,7 @@
     <w:r>
       <w:tab/>
       <w:tab/>
-      <w:t>2026-10-28</w:t>
+      <w:t>2026-10-29</w:t>
       <w:br/>
       <w:br/>
     </w:r>

--- a/tillsyn/A 14614-2026 tillsynsbegäran.docx
+++ b/tillsyn/A 14614-2026 tillsynsbegäran.docx
@@ -734,7 +734,7 @@
     <w:r>
       <w:tab/>
       <w:tab/>
-      <w:t>2026-10-29</w:t>
+      <w:t>2026-10-31</w:t>
       <w:br/>
       <w:br/>
     </w:r>

--- a/tillsyn/A 14614-2026 tillsynsbegäran.docx
+++ b/tillsyn/A 14614-2026 tillsynsbegäran.docx
@@ -734,7 +734,7 @@
     <w:r>
       <w:tab/>
       <w:tab/>
-      <w:t>2026-10-31</w:t>
+      <w:t>2026-11-01</w:t>
       <w:br/>
       <w:br/>
     </w:r>
